--- a/ivan-hlebnikov-transkript.docx
+++ b/ivan-hlebnikov-transkript.docx
@@ -21,7 +21,7 @@
           <w:iCs/>
           <w:color w:val="787672"/>
         </w:rPr>
-        <w:t xml:space="preserve">Полная расшифровка разговора. Ведущий — Олег, гость — Иван Хлебников.</w:t>
+        <w:t xml:space="preserve">Полная расшифровка разговора. Участники — Ведущий и Иван Хлебников.</w:t>
       </w:r>
     </w:p>
     <w:p>
@@ -43,7 +43,7 @@
           <w:bCs/>
           <w:color w:val="787672"/>
         </w:rPr>
-        <w:t xml:space="preserve">Олег: </w:t>
+        <w:t xml:space="preserve">Ведущий: </w:t>
       </w:r>
       <w:r>
         <w:t xml:space="preserve">Вы по образованию юрист, но оказались в нише образования. Расскажите про начало пути.</w:t>
@@ -108,7 +108,7 @@
           <w:bCs/>
           <w:color w:val="787672"/>
         </w:rPr>
-        <w:t xml:space="preserve">Олег: </w:t>
+        <w:t xml:space="preserve">Ведущий: </w:t>
       </w:r>
       <w:r>
         <w:t xml:space="preserve">Если бы, когда вы строили юридическую компанию, вам предсказали, что через 10 лет вы станете владельцем двух школ — вы бы поверили?</w:t>
@@ -149,7 +149,7 @@
           <w:bCs/>
           <w:color w:val="787672"/>
         </w:rPr>
-        <w:t xml:space="preserve">Олег: </w:t>
+        <w:t xml:space="preserve">Ведущий: </w:t>
       </w:r>
       <w:r>
         <w:t xml:space="preserve">Многие считают, что в образовании сложно зарабатывать. Вы боялись рисков, когда принимали решение?</w:t>
@@ -198,7 +198,7 @@
           <w:bCs/>
           <w:color w:val="787672"/>
         </w:rPr>
-        <w:t xml:space="preserve">Олег: </w:t>
+        <w:t xml:space="preserve">Ведущий: </w:t>
       </w:r>
       <w:r>
         <w:t xml:space="preserve">Расскажите про первые шаги школы гитары. С чего всё начиналось?</w:t>
@@ -246,7 +246,7 @@
           <w:bCs/>
           <w:color w:val="787672"/>
         </w:rPr>
-        <w:t xml:space="preserve">Олег: </w:t>
+        <w:t xml:space="preserve">Ведущий: </w:t>
       </w:r>
       <w:r>
         <w:t xml:space="preserve">Интересно услышать про «Бизнес Молодость» — сейчас многие относятся к этому критично.</w:t>
@@ -287,7 +287,7 @@
           <w:bCs/>
           <w:color w:val="787672"/>
         </w:rPr>
-        <w:t xml:space="preserve">Олег: </w:t>
+        <w:t xml:space="preserve">Ведущий: </w:t>
       </w:r>
       <w:r>
         <w:t xml:space="preserve">Расскажите про ваш подход к найму и обучению преподавателей.</w:t>
@@ -344,7 +344,7 @@
           <w:bCs/>
           <w:color w:val="787672"/>
         </w:rPr>
-        <w:t xml:space="preserve">Олег: </w:t>
+        <w:t xml:space="preserve">Ведущий: </w:t>
       </w:r>
       <w:r>
         <w:t xml:space="preserve">Откуда вообще взялся этот подход через поддержку? Связано ли это с личным опытом?</w:t>
@@ -409,7 +409,7 @@
           <w:bCs/>
           <w:color w:val="787672"/>
         </w:rPr>
-        <w:t xml:space="preserve">Олег: </w:t>
+        <w:t xml:space="preserve">Ведущий: </w:t>
       </w:r>
       <w:r>
         <w:t xml:space="preserve">А если ученику всё разрешать и только поддерживать, не разленится ли он?</w:t>
@@ -474,7 +474,7 @@
           <w:bCs/>
           <w:color w:val="787672"/>
         </w:rPr>
-        <w:t xml:space="preserve">Олег: </w:t>
+        <w:t xml:space="preserve">Ведущий: </w:t>
       </w:r>
       <w:r>
         <w:t xml:space="preserve">Как вы выстраиваете найм: тесты, собеседования, пробный период?</w:t>
@@ -514,7 +514,7 @@
           <w:bCs/>
           <w:color w:val="787672"/>
         </w:rPr>
-        <w:t xml:space="preserve">Олег: </w:t>
+        <w:t xml:space="preserve">Ведущий: </w:t>
       </w:r>
       <w:r>
         <w:t xml:space="preserve">А как вы на собеседовании отсеиваете людей без эмпатии?</w:t>
@@ -563,7 +563,7 @@
           <w:bCs/>
           <w:color w:val="787672"/>
         </w:rPr>
-        <w:t xml:space="preserve">Олег: </w:t>
+        <w:t xml:space="preserve">Ведущий: </w:t>
       </w:r>
       <w:r>
         <w:t xml:space="preserve">Бывает, что даже после отбора приходится расставаться с преподавателями?</w:t>
@@ -612,7 +612,7 @@
           <w:bCs/>
           <w:color w:val="787672"/>
         </w:rPr>
-        <w:t xml:space="preserve">Олег: </w:t>
+        <w:t xml:space="preserve">Ведущий: </w:t>
       </w:r>
       <w:r>
         <w:t xml:space="preserve">Как вы удерживаете хороших преподавателей — премиями, культурой?</w:t>
@@ -661,7 +661,7 @@
           <w:bCs/>
           <w:color w:val="787672"/>
         </w:rPr>
-        <w:t xml:space="preserve">Олег: </w:t>
+        <w:t xml:space="preserve">Ведущий: </w:t>
       </w:r>
       <w:r>
         <w:t xml:space="preserve">Вы сами глубоко в операционке, продажах, маркетинге, или уже делегировали?</w:t>
@@ -718,7 +718,7 @@
           <w:bCs/>
           <w:color w:val="787672"/>
         </w:rPr>
-        <w:t xml:space="preserve">Олег: </w:t>
+        <w:t xml:space="preserve">Ведущий: </w:t>
       </w:r>
       <w:r>
         <w:t xml:space="preserve">В новой школе вы сохраняете ту же структуру, или что-то ещё достраивается?</w:t>
@@ -767,7 +767,7 @@
           <w:bCs/>
           <w:color w:val="787672"/>
         </w:rPr>
-        <w:t xml:space="preserve">Олег: </w:t>
+        <w:t xml:space="preserve">Ведущий: </w:t>
       </w:r>
       <w:r>
         <w:t xml:space="preserve">Как вы пришли к мысли открыть вторую школу, совсем в другом направлении, с рисками?</w:t>
@@ -824,7 +824,7 @@
           <w:bCs/>
           <w:color w:val="787672"/>
         </w:rPr>
-        <w:t xml:space="preserve">Олег: </w:t>
+        <w:t xml:space="preserve">Ведущий: </w:t>
       </w:r>
       <w:r>
         <w:t xml:space="preserve">Планируете масштабироваться в другие ниши — английский, начальные классы?</w:t>
@@ -873,7 +873,7 @@
           <w:bCs/>
           <w:color w:val="787672"/>
         </w:rPr>
-        <w:t xml:space="preserve">Олег: </w:t>
+        <w:t xml:space="preserve">Ведущий: </w:t>
       </w:r>
       <w:r>
         <w:t xml:space="preserve">Если к вам придут опытные партнёры — какая помощь вам сейчас нужна?</w:t>
@@ -914,7 +914,7 @@
           <w:bCs/>
           <w:color w:val="787672"/>
         </w:rPr>
-        <w:t xml:space="preserve">Олег: </w:t>
+        <w:t xml:space="preserve">Ведущий: </w:t>
       </w:r>
       <w:r>
         <w:t xml:space="preserve">Представим, что прошло 5 лет и вы добились всего, чего хотели. Как это выглядит?</w:t>
@@ -955,7 +955,7 @@
           <w:bCs/>
           <w:color w:val="787672"/>
         </w:rPr>
-        <w:t xml:space="preserve">Олег: </w:t>
+        <w:t xml:space="preserve">Ведущий: </w:t>
       </w:r>
       <w:r>
         <w:t xml:space="preserve">Что бы вы посоветовали почитать или посмотреть, чтобы глубже понять ваше мышление?</w:t>
@@ -995,7 +995,7 @@
           <w:bCs/>
           <w:color w:val="787672"/>
         </w:rPr>
-        <w:t xml:space="preserve">Олег: </w:t>
+        <w:t xml:space="preserve">Ведущий: </w:t>
       </w:r>
       <w:r>
         <w:t xml:space="preserve">Как с вами связаться тем, кто хочет обменяться опытом?</w:t>
